--- a/HCM_KS25_CNTT7_NGUYENQUOCTHANG/HCM_KS25_CNTT7_NguyenQuocThang_06.docx
+++ b/HCM_KS25_CNTT7_NGUYENQUOCTHANG/HCM_KS25_CNTT7_NguyenQuocThang_06.docx
@@ -361,6 +361,9 @@
     </w:p>
     <w:p>
       <w:r>
+        <w:rPr>
+          <w:noProof/>
+        </w:rPr>
         <w:lastRenderedPageBreak/>
         <w:drawing>
           <wp:inline distT="0" distB="0" distL="0" distR="0" wp14:anchorId="221FE4CD" wp14:editId="67F9B702">
@@ -530,6 +533,46 @@
     <w:p/>
     <w:p>
       <w:r>
+        <w:lastRenderedPageBreak/>
+        <w:drawing>
+          <wp:inline distT="0" distB="0" distL="0" distR="0" wp14:anchorId="14771082" wp14:editId="447639FC">
+            <wp:extent cx="5731510" cy="3730625"/>
+            <wp:effectExtent l="0" t="0" r="2540" b="3175"/>
+            <wp:docPr id="298656771" name="Picture 1"/>
+            <wp:cNvGraphicFramePr>
+              <a:graphicFrameLocks xmlns:a="http://schemas.openxmlformats.org/drawingml/2006/main" noChangeAspect="1"/>
+            </wp:cNvGraphicFramePr>
+            <a:graphic xmlns:a="http://schemas.openxmlformats.org/drawingml/2006/main">
+              <a:graphicData uri="http://schemas.openxmlformats.org/drawingml/2006/picture">
+                <pic:pic xmlns:pic="http://schemas.openxmlformats.org/drawingml/2006/picture">
+                  <pic:nvPicPr>
+                    <pic:cNvPr id="298656771" name=""/>
+                    <pic:cNvPicPr/>
+                  </pic:nvPicPr>
+                  <pic:blipFill>
+                    <a:blip r:embed="rId8"/>
+                    <a:stretch>
+                      <a:fillRect/>
+                    </a:stretch>
+                  </pic:blipFill>
+                  <pic:spPr>
+                    <a:xfrm>
+                      <a:off x="0" y="0"/>
+                      <a:ext cx="5731510" cy="3730625"/>
+                    </a:xfrm>
+                    <a:prstGeom prst="rect">
+                      <a:avLst/>
+                    </a:prstGeom>
+                  </pic:spPr>
+                </pic:pic>
+              </a:graphicData>
+            </a:graphic>
+          </wp:inline>
+        </w:drawing>
+      </w:r>
+    </w:p>
+    <w:p>
+      <w:r>
         <w:t xml:space="preserve">Câu 4 :  UI/UX trên figma </w:t>
       </w:r>
     </w:p>
@@ -594,7 +637,6 @@
           </w:tcPr>
           <w:p>
             <w:r>
-              <w:lastRenderedPageBreak/>
               <w:t>1</w:t>
             </w:r>
             <w:r>
@@ -880,6 +922,7 @@
           </w:tcPr>
           <w:p>
             <w:r>
+              <w:lastRenderedPageBreak/>
               <w:t xml:space="preserve">Use case / activity </w:t>
             </w:r>
           </w:p>
